--- a/제출서류/서식3_아이디어기획서_고향ON.docx
+++ b/제출서류/서식3_아이디어기획서_고향ON.docx
@@ -2281,6 +2281,356 @@
         <w:t xml:space="preserve">최우수 「AI 위기가구 예측」은 남한 정착 탈북민의 개인 위험도 예측이고, 장려 「동행 MAP」은 탈북민 정착 지원시설 지도이며, 장려 「나와 닮은 선배가 걸어온 길」은 정착 경로 추천이다. 고향ON은 모집단(이산가족)·축(정착이 아니라 고향)·목적(예측·추천 없음)이 전부 다르다. 지도라는 형식이 겹쳐 보일 수 있으나 다루는 질문 자체가 다르다.</w:t>
       </w:r>
     </w:p>
+    <w:p>
+      <w:r>
+        <w:br w:type="page"/>
+      </w:r>
+    </w:p>
+    <w:p>
+      <w:pPr>
+        <w:shd w:fill="E8ECF2" w:val="clear"/>
+        <w:spacing w:after="80" w:before="160" w:line="384"/>
+      </w:pPr>
+      <w:r>
+        <w:rPr>
+          <w:rFonts w:ascii="휴먼명조" w:cs="휴먼명조" w:eastAsia="휴먼명조" w:hAnsi="휴먼명조"/>
+          <w:b/>
+          <w:bCs/>
+          <w:sz w:val="28"/>
+          <w:szCs w:val="28"/>
+        </w:rPr>
+        <w:t xml:space="preserve">  별첨 — 시제품 화면 (실제 동작 캡처)</w:t>
+      </w:r>
+    </w:p>
+    <w:tbl>
+      <w:tblPr>
+        <w:tblW w:type="dxa" w:w="9638"/>
+        <w:tblBorders>
+          <w:top w:val="single" w:color="auto" w:sz="4"/>
+          <w:left w:val="single" w:color="auto" w:sz="4"/>
+          <w:bottom w:val="single" w:color="auto" w:sz="4"/>
+          <w:right w:val="single" w:color="auto" w:sz="4"/>
+          <w:insideH w:val="single" w:color="auto" w:sz="4"/>
+          <w:insideV w:val="single" w:color="auto" w:sz="4"/>
+        </w:tblBorders>
+      </w:tblPr>
+      <w:tblGrid>
+        <w:gridCol w:w="4819"/>
+        <w:gridCol w:w="4819"/>
+      </w:tblGrid>
+      <w:tr>
+        <w:tc>
+          <w:tcPr>
+            <w:tcW w:type="dxa" w:w="4819"/>
+            <w:tcBorders>
+              <w:top w:val="none"/>
+              <w:left w:val="none"/>
+              <w:bottom w:val="none"/>
+              <w:right w:val="none"/>
+            </w:tcBorders>
+            <w:tcMar>
+              <w:top w:type="dxa" w:w="40"/>
+              <w:left w:type="dxa" w:w="60"/>
+              <w:bottom w:type="dxa" w:w="40"/>
+              <w:right w:type="dxa" w:w="60"/>
+            </w:tcMar>
+          </w:tcPr>
+          <w:p>
+            <w:pPr>
+              <w:spacing w:line="240"/>
+              <w:jc w:val="center"/>
+            </w:pPr>
+            <w:r>
+              <w:drawing>
+                <wp:inline distT="0" distB="0" distL="0" distR="0">
+                  <wp:extent cx="2905125" cy="1952625"/>
+                  <wp:effectExtent t="0" r="0" b="0" l="0"/>
+                  <wp:docPr id="1" name="" descr="" title=""/>
+                  <wp:cNvGraphicFramePr>
+                    <a:graphicFrameLocks xmlns:a="http://schemas.openxmlformats.org/drawingml/2006/main" noChangeAspect="1"/>
+                  </wp:cNvGraphicFramePr>
+                  <a:graphic xmlns:a="http://schemas.openxmlformats.org/drawingml/2006/main">
+                    <a:graphicData uri="http://schemas.openxmlformats.org/drawingml/2006/picture">
+                      <pic:pic xmlns:pic="http://schemas.openxmlformats.org/drawingml/2006/picture">
+                        <pic:nvPicPr>
+                          <pic:cNvPr id="0" name="" descr=""/>
+                          <pic:cNvPicPr>
+                            <a:picLocks noChangeAspect="1" noChangeArrowheads="1"/>
+                          </pic:cNvPicPr>
+                        </pic:nvPicPr>
+                        <pic:blipFill>
+                          <a:blip r:embed="rId7" cstate="none"/>
+                          <a:srcRect/>
+                          <a:stretch>
+                            <a:fillRect/>
+                          </a:stretch>
+                        </pic:blipFill>
+                        <pic:spPr bwMode="auto">
+                          <a:xfrm>
+                            <a:off x="0" y="0"/>
+                            <a:ext cx="2905125" cy="1952625"/>
+                          </a:xfrm>
+                          <a:prstGeom prst="rect">
+                            <a:avLst/>
+                          </a:prstGeom>
+                        </pic:spPr>
+                      </pic:pic>
+                    </a:graphicData>
+                  </a:graphic>
+                </wp:inline>
+              </w:drawing>
+            </w:r>
+          </w:p>
+          <w:p>
+            <w:pPr>
+              <w:spacing w:after="60" w:line="280"/>
+              <w:jc w:val="center"/>
+            </w:pPr>
+            <w:r>
+              <w:rPr>
+                <w:rFonts w:ascii="휴먼명조" w:cs="휴먼명조" w:eastAsia="휴먼명조" w:hAnsi="휴먼명조"/>
+                <w:sz w:val="20"/>
+                <w:szCs w:val="20"/>
+              </w:rPr>
+              <w:t xml:space="preserve">① 홈 — 남은 사람 수와 고향 진입 단추 7종</w:t>
+            </w:r>
+          </w:p>
+        </w:tc>
+        <w:tc>
+          <w:tcPr>
+            <w:tcW w:type="dxa" w:w="4819"/>
+            <w:tcBorders>
+              <w:top w:val="none"/>
+              <w:left w:val="none"/>
+              <w:bottom w:val="none"/>
+              <w:right w:val="none"/>
+            </w:tcBorders>
+            <w:tcMar>
+              <w:top w:type="dxa" w:w="40"/>
+              <w:left w:type="dxa" w:w="60"/>
+              <w:bottom w:type="dxa" w:w="40"/>
+              <w:right w:type="dxa" w:w="60"/>
+            </w:tcMar>
+          </w:tcPr>
+          <w:p>
+            <w:pPr>
+              <w:spacing w:line="240"/>
+              <w:jc w:val="center"/>
+            </w:pPr>
+            <w:r>
+              <w:drawing>
+                <wp:inline distT="0" distB="0" distL="0" distR="0">
+                  <wp:extent cx="2905125" cy="1952625"/>
+                  <wp:effectExtent t="0" r="0" b="0" l="0"/>
+                  <wp:docPr id="1" name="" descr="" title=""/>
+                  <wp:cNvGraphicFramePr>
+                    <a:graphicFrameLocks xmlns:a="http://schemas.openxmlformats.org/drawingml/2006/main" noChangeAspect="1"/>
+                  </wp:cNvGraphicFramePr>
+                  <a:graphic xmlns:a="http://schemas.openxmlformats.org/drawingml/2006/main">
+                    <a:graphicData uri="http://schemas.openxmlformats.org/drawingml/2006/picture">
+                      <pic:pic xmlns:pic="http://schemas.openxmlformats.org/drawingml/2006/picture">
+                        <pic:nvPicPr>
+                          <pic:cNvPr id="0" name="" descr=""/>
+                          <pic:cNvPicPr>
+                            <a:picLocks noChangeAspect="1" noChangeArrowheads="1"/>
+                          </pic:cNvPicPr>
+                        </pic:nvPicPr>
+                        <pic:blipFill>
+                          <a:blip r:embed="rId8" cstate="none"/>
+                          <a:srcRect/>
+                          <a:stretch>
+                            <a:fillRect/>
+                          </a:stretch>
+                        </pic:blipFill>
+                        <pic:spPr bwMode="auto">
+                          <a:xfrm>
+                            <a:off x="0" y="0"/>
+                            <a:ext cx="2905125" cy="1952625"/>
+                          </a:xfrm>
+                          <a:prstGeom prst="rect">
+                            <a:avLst/>
+                          </a:prstGeom>
+                        </pic:spPr>
+                      </pic:pic>
+                    </a:graphicData>
+                  </a:graphic>
+                </wp:inline>
+              </w:drawing>
+            </w:r>
+          </w:p>
+          <w:p>
+            <w:pPr>
+              <w:spacing w:after="60" w:line="280"/>
+              <w:jc w:val="center"/>
+            </w:pPr>
+            <w:r>
+              <w:rPr>
+                <w:rFonts w:ascii="휴먼명조" w:cs="휴먼명조" w:eastAsia="휴먼명조" w:hAnsi="휴먼명조"/>
+                <w:sz w:val="20"/>
+                <w:szCs w:val="20"/>
+              </w:rPr>
+              <w:t xml:space="preserve">② 고향 지도·실시간 기상 — 기준일이 다른 자료를 구분 표기</w:t>
+            </w:r>
+          </w:p>
+        </w:tc>
+      </w:tr>
+      <w:tr>
+        <w:tc>
+          <w:tcPr>
+            <w:tcW w:type="dxa" w:w="4819"/>
+            <w:tcBorders>
+              <w:top w:val="none"/>
+              <w:left w:val="none"/>
+              <w:bottom w:val="none"/>
+              <w:right w:val="none"/>
+            </w:tcBorders>
+            <w:tcMar>
+              <w:top w:type="dxa" w:w="40"/>
+              <w:left w:type="dxa" w:w="60"/>
+              <w:bottom w:type="dxa" w:w="40"/>
+              <w:right w:type="dxa" w:w="60"/>
+            </w:tcMar>
+          </w:tcPr>
+          <w:p>
+            <w:pPr>
+              <w:spacing w:line="240"/>
+              <w:jc w:val="center"/>
+            </w:pPr>
+            <w:r>
+              <w:drawing>
+                <wp:inline distT="0" distB="0" distL="0" distR="0">
+                  <wp:extent cx="2905125" cy="1952625"/>
+                  <wp:effectExtent t="0" r="0" b="0" l="0"/>
+                  <wp:docPr id="1" name="" descr="" title=""/>
+                  <wp:cNvGraphicFramePr>
+                    <a:graphicFrameLocks xmlns:a="http://schemas.openxmlformats.org/drawingml/2006/main" noChangeAspect="1"/>
+                  </wp:cNvGraphicFramePr>
+                  <a:graphic xmlns:a="http://schemas.openxmlformats.org/drawingml/2006/main">
+                    <a:graphicData uri="http://schemas.openxmlformats.org/drawingml/2006/picture">
+                      <pic:pic xmlns:pic="http://schemas.openxmlformats.org/drawingml/2006/picture">
+                        <pic:nvPicPr>
+                          <pic:cNvPr id="0" name="" descr=""/>
+                          <pic:cNvPicPr>
+                            <a:picLocks noChangeAspect="1" noChangeArrowheads="1"/>
+                          </pic:cNvPicPr>
+                        </pic:nvPicPr>
+                        <pic:blipFill>
+                          <a:blip r:embed="rId9" cstate="none"/>
+                          <a:srcRect/>
+                          <a:stretch>
+                            <a:fillRect/>
+                          </a:stretch>
+                        </pic:blipFill>
+                        <pic:spPr bwMode="auto">
+                          <a:xfrm>
+                            <a:off x="0" y="0"/>
+                            <a:ext cx="2905125" cy="1952625"/>
+                          </a:xfrm>
+                          <a:prstGeom prst="rect">
+                            <a:avLst/>
+                          </a:prstGeom>
+                        </pic:spPr>
+                      </pic:pic>
+                    </a:graphicData>
+                  </a:graphic>
+                </wp:inline>
+              </w:drawing>
+            </w:r>
+          </w:p>
+          <w:p>
+            <w:pPr>
+              <w:spacing w:after="60" w:line="280"/>
+              <w:jc w:val="center"/>
+            </w:pPr>
+            <w:r>
+              <w:rPr>
+                <w:rFonts w:ascii="휴먼명조" w:cs="휴먼명조" w:eastAsia="휴먼명조" w:hAnsi="휴먼명조"/>
+                <w:sz w:val="20"/>
+                <w:szCs w:val="20"/>
+              </w:rPr>
+              <w:t xml:space="preserve">③ 소멸 시계 — 실측 98개월 + 추계 범위(1만 명 하회 2038~2041년)</w:t>
+            </w:r>
+          </w:p>
+        </w:tc>
+        <w:tc>
+          <w:tcPr>
+            <w:tcW w:type="dxa" w:w="4819"/>
+            <w:tcBorders>
+              <w:top w:val="none"/>
+              <w:left w:val="none"/>
+              <w:bottom w:val="none"/>
+              <w:right w:val="none"/>
+            </w:tcBorders>
+            <w:tcMar>
+              <w:top w:type="dxa" w:w="40"/>
+              <w:left w:type="dxa" w:w="60"/>
+              <w:bottom w:type="dxa" w:w="40"/>
+              <w:right w:type="dxa" w:w="60"/>
+            </w:tcMar>
+          </w:tcPr>
+          <w:p>
+            <w:pPr>
+              <w:spacing w:line="240"/>
+              <w:jc w:val="center"/>
+            </w:pPr>
+            <w:r>
+              <w:drawing>
+                <wp:inline distT="0" distB="0" distL="0" distR="0">
+                  <wp:extent cx="2905125" cy="1952625"/>
+                  <wp:effectExtent t="0" r="0" b="0" l="0"/>
+                  <wp:docPr id="1" name="" descr="" title=""/>
+                  <wp:cNvGraphicFramePr>
+                    <a:graphicFrameLocks xmlns:a="http://schemas.openxmlformats.org/drawingml/2006/main" noChangeAspect="1"/>
+                  </wp:cNvGraphicFramePr>
+                  <a:graphic xmlns:a="http://schemas.openxmlformats.org/drawingml/2006/main">
+                    <a:graphicData uri="http://schemas.openxmlformats.org/drawingml/2006/picture">
+                      <pic:pic xmlns:pic="http://schemas.openxmlformats.org/drawingml/2006/picture">
+                        <pic:nvPicPr>
+                          <pic:cNvPr id="0" name="" descr=""/>
+                          <pic:cNvPicPr>
+                            <a:picLocks noChangeAspect="1" noChangeArrowheads="1"/>
+                          </pic:cNvPicPr>
+                        </pic:nvPicPr>
+                        <pic:blipFill>
+                          <a:blip r:embed="rId10" cstate="none"/>
+                          <a:srcRect/>
+                          <a:stretch>
+                            <a:fillRect/>
+                          </a:stretch>
+                        </pic:blipFill>
+                        <pic:spPr bwMode="auto">
+                          <a:xfrm>
+                            <a:off x="0" y="0"/>
+                            <a:ext cx="2905125" cy="1952625"/>
+                          </a:xfrm>
+                          <a:prstGeom prst="rect">
+                            <a:avLst/>
+                          </a:prstGeom>
+                        </pic:spPr>
+                      </pic:pic>
+                    </a:graphicData>
+                  </a:graphic>
+                </wp:inline>
+              </w:drawing>
+            </w:r>
+          </w:p>
+          <w:p>
+            <w:pPr>
+              <w:spacing w:after="60" w:line="280"/>
+              <w:jc w:val="center"/>
+            </w:pPr>
+            <w:r>
+              <w:rPr>
+                <w:rFonts w:ascii="휴먼명조" w:cs="휴먼명조" w:eastAsia="휴먼명조" w:hAnsi="휴먼명조"/>
+                <w:sz w:val="20"/>
+                <w:szCs w:val="20"/>
+              </w:rPr>
+              <w:t xml:space="preserve">④ 한걸음씩 보기 — 노인·어린이용 큰 글씨 카드(8단계)</w:t>
+            </w:r>
+          </w:p>
+        </w:tc>
+      </w:tr>
+    </w:tbl>
     <w:sectPr>
       <w:pgSz w:w="11906" w:h="16838" w:orient="portrait"/>
       <w:pgMar w:top="1134" w:right="1134" w:bottom="1134" w:left="1134" w:header="708" w:footer="708" w:gutter="0"/>
